--- a/Sprint20260921-20261002/HERO-68960_20260930_151226.docx
+++ b/Sprint20260921-20261002/HERO-68960_20260930_151226.docx
@@ -988,194 +988,6 @@
         <w:t>3. No regression introduced by the fix to the pre-order flow</w:t>
       </w:r>
     </w:p>
-    <w:p>
-      <w:pPr>
-        <w:spacing w:before="200" w:after="120"/>
-      </w:pPr>
-      <w:r>
-        <w:rPr>
-          <w:rFonts w:ascii="Arial" w:hAnsi="Arial" w:eastAsia="Arial" w:cs="Arial"/>
-          <w:b/>
-          <w:color w:val="000000"/>
-          <w:sz w:val="26"/>
-          <w:u w:val="single"/>
-        </w:rPr>
-        <w:t>Appendix</w:t>
-      </w:r>
-    </w:p>
-    <w:p>
-      <w:pPr>
-        <w:spacing w:before="160" w:after="80"/>
-      </w:pPr>
-      <w:r>
-        <w:rPr>
-          <w:rFonts w:ascii="Arial" w:hAnsi="Arial" w:eastAsia="Arial" w:cs="Arial"/>
-          <w:b/>
-          <w:color w:val="001EFF"/>
-          <w:sz w:val="24"/>
-          <w:u w:val="none"/>
-        </w:rPr>
-        <w:t>A1.Acceptance Criteria from JIRA (HERO-68960)</w:t>
-      </w:r>
-    </w:p>
-    <w:p>
-      <w:pPr>
-        <w:spacing w:before="0" w:after="80"/>
-      </w:pPr>
-      <w:r>
-        <w:rPr>
-          <w:rFonts w:ascii="Arial" w:hAnsi="Arial" w:eastAsia="Arial" w:cs="Arial"/>
-          <w:b/>
-          <w:color w:val="000000"/>
-          <w:sz w:val="20"/>
-          <w:u w:val="none"/>
-        </w:rPr>
-        <w:t>Expected Behavior:</w:t>
-      </w:r>
-    </w:p>
-    <w:p>
-      <w:pPr>
-        <w:spacing w:before="0" w:after="40"/>
-        <w:ind w:left="360" w:hanging="240"/>
-      </w:pPr>
-      <w:r>
-        <w:rPr>
-          <w:rFonts w:ascii="Arial" w:hAnsi="Arial" w:eastAsia="Arial" w:cs="Arial"/>
-          <w:b w:val="0"/>
-          <w:color w:val="000000"/>
-          <w:sz w:val="20"/>
-          <w:u w:val="none"/>
-        </w:rPr>
-        <w:t>1. Guest proceeds to payment page after submitting the booking form</w:t>
-      </w:r>
-    </w:p>
-    <w:p>
-      <w:pPr>
-        <w:spacing w:before="0" w:after="40"/>
-        <w:ind w:left="360" w:hanging="240"/>
-      </w:pPr>
-      <w:r>
-        <w:rPr>
-          <w:rFonts w:ascii="Arial" w:hAnsi="Arial" w:eastAsia="Arial" w:cs="Arial"/>
-          <w:b w:val="0"/>
-          <w:color w:val="000000"/>
-          <w:sz w:val="20"/>
-          <w:u w:val="none"/>
-        </w:rPr>
-        <w:t>2. Segment quota is reserved on submit and associated with the confirmed booking after payment</w:t>
-      </w:r>
-    </w:p>
-    <w:p>
-      <w:pPr>
-        <w:spacing w:before="0" w:after="40"/>
-        <w:ind w:left="360" w:hanging="240"/>
-      </w:pPr>
-      <w:r>
-        <w:rPr>
-          <w:rFonts w:ascii="Arial" w:hAnsi="Arial" w:eastAsia="Arial" w:cs="Arial"/>
-          <w:b w:val="0"/>
-          <w:color w:val="000000"/>
-          <w:sz w:val="20"/>
-          <w:u w:val="none"/>
-        </w:rPr>
-        <w:t>3. No double deduction of segment quota</w:t>
-      </w:r>
-    </w:p>
-    <w:p>
-      <w:pPr>
-        <w:spacing w:before="0" w:after="40"/>
-        <w:ind w:left="360" w:hanging="240"/>
-      </w:pPr>
-      <w:r>
-        <w:rPr>
-          <w:rFonts w:ascii="Arial" w:hAnsi="Arial" w:eastAsia="Arial" w:cs="Arial"/>
-          <w:b w:val="0"/>
-          <w:color w:val="000000"/>
-          <w:sz w:val="20"/>
-          <w:u w:val="none"/>
-        </w:rPr>
-        <w:t>4. Pre-order flow with segment allotment continues to work</w:t>
-      </w:r>
-    </w:p>
-    <w:p>
-      <w:pPr>
-        <w:spacing w:before="0" w:after="80"/>
-      </w:pPr>
-      <w:r>
-        <w:rPr>
-          <w:rFonts w:ascii="Arial" w:hAnsi="Arial" w:eastAsia="Arial" w:cs="Arial"/>
-          <w:b/>
-          <w:color w:val="000000"/>
-          <w:sz w:val="20"/>
-          <w:u w:val="none"/>
-        </w:rPr>
-        <w:t>Setup:</w:t>
-      </w:r>
-    </w:p>
-    <w:p>
-      <w:pPr>
-        <w:spacing w:before="0" w:after="40"/>
-        <w:ind w:left="360" w:hanging="240"/>
-      </w:pPr>
-      <w:r>
-        <w:rPr>
-          <w:rFonts w:ascii="Arial" w:hAnsi="Arial" w:eastAsia="Arial" w:cs="Arial"/>
-          <w:b w:val="0"/>
-          <w:color w:val="000000"/>
-          <w:sz w:val="20"/>
-          <w:u w:val="none"/>
-        </w:rPr>
-        <w:t>1. Go to Table Management System &gt; Basic Setup &gt; Config by Date page, add payment settings for the current time period</w:t>
-      </w:r>
-    </w:p>
-    <w:p>
-      <w:pPr>
-        <w:spacing w:before="0" w:after="40"/>
-        <w:ind w:left="360" w:hanging="240"/>
-      </w:pPr>
-      <w:r>
-        <w:rPr>
-          <w:rFonts w:ascii="Arial" w:hAnsi="Arial" w:eastAsia="Arial" w:cs="Arial"/>
-          <w:b w:val="0"/>
-          <w:color w:val="000000"/>
-          <w:sz w:val="20"/>
-          <w:u w:val="none"/>
-        </w:rPr>
-        <w:t>2. Simultaneously switch to the "Period Segment Allotment" tab and add the "Period Segment Allotment (Online)" setting</w:t>
-      </w:r>
-    </w:p>
-    <w:p>
-      <w:pPr>
-        <w:spacing w:before="0" w:after="40"/>
-        <w:ind w:left="360" w:hanging="240"/>
-      </w:pPr>
-      <w:r>
-        <w:rPr>
-          <w:rFonts w:ascii="Arial" w:hAnsi="Arial" w:eastAsia="Arial" w:cs="Arial"/>
-          <w:b w:val="0"/>
-          <w:color w:val="000000"/>
-          <w:sz w:val="20"/>
-          <w:u w:val="none"/>
-        </w:rPr>
-        <w:t>3. Go to the outlet during this time period</w:t>
-      </w:r>
-    </w:p>
-    <w:p>
-      <w:pPr>
-        <w:spacing w:before="0" w:after="40"/>
-        <w:ind w:left="360" w:hanging="240"/>
-      </w:pPr>
-      <w:r>
-        <w:rPr>
-          <w:rFonts w:ascii="Arial" w:hAnsi="Arial" w:eastAsia="Arial" w:cs="Arial"/>
-          <w:b w:val="0"/>
-          <w:color w:val="000000"/>
-          <w:sz w:val="20"/>
-          <w:u w:val="none"/>
-        </w:rPr>
-        <w:t>4. Release: 20261104 &lt;&lt;&lt; 1.2.116.0 &gt;&gt;&gt;</w:t>
-      </w:r>
-    </w:p>
     <w:sectPr>
       <w:pgSz w:w="12240" w:h="15840"/>
       <w:pgMar w:top="1440" w:right="1800" w:bottom="1440" w:left="1800" w:header="720" w:footer="720" w:gutter="0"/>
